--- a/data/exports/kcet-liquid-solution_revision_notes.docx
+++ b/data/exports/kcet-liquid-solution_revision_notes.docx
@@ -189,7 +189,7 @@
                 <w:color w:val="2D3748"/>
                 <w:sz w:val="19"/>
               </w:rPr>
-              <w:t>Kcet Liquid Solution - Core Application</w:t>
+              <w:t>Colligative Properties &amp; Van 't Hoff Factor</w:t>
             </w:r>
           </w:p>
         </w:tc>
@@ -209,7 +209,7 @@
               <w:rPr>
                 <w:sz w:val="19"/>
               </w:rPr>
-              <w:t>32 PYQs</w:t>
+              <w:t>17 PYQs</w:t>
             </w:r>
           </w:p>
         </w:tc>
@@ -230,7 +230,94 @@
                 <w:color w:val="718096"/>
                 <w:sz w:val="19"/>
               </w:rPr>
-              <w:t>General Concept</w:t>
+              <w:t>Colligative</w:t>
+            </w:r>
+          </w:p>
+        </w:tc>
+      </w:tr>
+      <w:tr>
+        <w:tc>
+          <w:tcPr>
+            <w:tcW w:type="dxa" w:w="2160"/>
+            <w:shd w:fill="FFFFFF"/>
+            <w:tcMar>
+              <w:top w:w="80" w:type="dxa"/>
+              <w:bottom w:w="80" w:type="dxa"/>
+              <w:left w:w="150" w:type="dxa"/>
+              <w:right w:w="150" w:type="dxa"/>
+            </w:tcMar>
+          </w:tcPr>
+          <w:p>
+            <w:r>
+              <w:rPr>
+                <w:b/>
+                <w:color w:val="C53030"/>
+                <w:sz w:val="19"/>
+              </w:rPr>
+              <w:t>Very High</w:t>
+            </w:r>
+          </w:p>
+        </w:tc>
+        <w:tc>
+          <w:tcPr>
+            <w:tcW w:type="dxa" w:w="4320"/>
+            <w:shd w:fill="FFFFFF"/>
+            <w:tcMar>
+              <w:top w:w="80" w:type="dxa"/>
+              <w:bottom w:w="80" w:type="dxa"/>
+              <w:left w:w="150" w:type="dxa"/>
+              <w:right w:w="150" w:type="dxa"/>
+            </w:tcMar>
+          </w:tcPr>
+          <w:p>
+            <w:r>
+              <w:rPr>
+                <w:b/>
+                <w:color w:val="2D3748"/>
+                <w:sz w:val="19"/>
+              </w:rPr>
+              <w:t>Raoult's Law &amp; Vapor Pressure (Ideal &amp; Non-ideal)</w:t>
+            </w:r>
+          </w:p>
+        </w:tc>
+        <w:tc>
+          <w:tcPr>
+            <w:tcW w:type="dxa" w:w="1728"/>
+            <w:shd w:fill="FFFFFF"/>
+            <w:tcMar>
+              <w:top w:w="80" w:type="dxa"/>
+              <w:bottom w:w="80" w:type="dxa"/>
+              <w:left w:w="150" w:type="dxa"/>
+              <w:right w:w="150" w:type="dxa"/>
+            </w:tcMar>
+          </w:tcPr>
+          <w:p>
+            <w:r>
+              <w:rPr>
+                <w:sz w:val="19"/>
+              </w:rPr>
+              <w:t>16 PYQs</w:t>
+            </w:r>
+          </w:p>
+        </w:tc>
+        <w:tc>
+          <w:tcPr>
+            <w:tcW w:type="dxa" w:w="1872"/>
+            <w:shd w:fill="FFFFFF"/>
+            <w:tcMar>
+              <w:top w:w="80" w:type="dxa"/>
+              <w:bottom w:w="80" w:type="dxa"/>
+              <w:left w:w="150" w:type="dxa"/>
+              <w:right w:w="150" w:type="dxa"/>
+            </w:tcMar>
+          </w:tcPr>
+          <w:p>
+            <w:r>
+              <w:rPr>
+                <w:color w:val="718096"/>
+                <w:sz w:val="19"/>
+              </w:rPr>
+              <w:t>Vapor Pressure</w:t>
             </w:r>
           </w:p>
         </w:tc>
@@ -311,6 +398,98 @@
           </w:p>
         </w:tc>
       </w:tr>
+      <w:tr>
+        <w:tc>
+          <w:tcPr>
+            <w:tcW w:type="dxa" w:w="3600"/>
+            <w:shd w:fill="F7FAFC"/>
+            <w:tcMar>
+              <w:top w:w="100" w:type="dxa"/>
+              <w:bottom w:w="100" w:type="dxa"/>
+              <w:left w:w="150" w:type="dxa"/>
+              <w:right w:w="150" w:type="dxa"/>
+            </w:tcMar>
+          </w:tcPr>
+          <w:p>
+            <w:r>
+              <w:rPr>
+                <w:b/>
+                <w:color w:val="1A365D"/>
+                <w:sz w:val="19"/>
+              </w:rPr>
+              <w:t>Colligative Properties &amp; Van 't Hoff Factor</w:t>
+            </w:r>
+          </w:p>
+        </w:tc>
+        <w:tc>
+          <w:tcPr>
+            <w:tcW w:type="dxa" w:w="6480"/>
+            <w:shd w:fill="F7FAFC"/>
+            <w:tcMar>
+              <w:top w:w="100" w:type="dxa"/>
+              <w:bottom w:w="100" w:type="dxa"/>
+              <w:left w:w="150" w:type="dxa"/>
+              <w:right w:w="150" w:type="dxa"/>
+            </w:tcMar>
+          </w:tcPr>
+          <w:p>
+            <w:r>
+              <w:rPr>
+                <w:rFonts w:ascii="Cambria Math" w:hAnsi="Cambria Math"/>
+                <w:color w:val="2D3748"/>
+                <w:sz w:val="19"/>
+              </w:rPr>
+              <w:t>\frac{P^\circ - P}{P^\circ} = i \cdot x_B, \quad \Delta T_b = i K_b m, \quad \Delta T_f = i K_f m, \quad \Pi = i C R T, \quad i = 1 + (n - 1)\alpha</w:t>
+            </w:r>
+          </w:p>
+        </w:tc>
+      </w:tr>
+      <w:tr>
+        <w:tc>
+          <w:tcPr>
+            <w:tcW w:type="dxa" w:w="3600"/>
+            <w:shd w:fill="FFFFFF"/>
+            <w:tcMar>
+              <w:top w:w="100" w:type="dxa"/>
+              <w:bottom w:w="100" w:type="dxa"/>
+              <w:left w:w="150" w:type="dxa"/>
+              <w:right w:w="150" w:type="dxa"/>
+            </w:tcMar>
+          </w:tcPr>
+          <w:p>
+            <w:r>
+              <w:rPr>
+                <w:b/>
+                <w:color w:val="1A365D"/>
+                <w:sz w:val="19"/>
+              </w:rPr>
+              <w:t>Raoult's Law &amp; Vapor Pressure (Ideal &amp; Non-ideal)</w:t>
+            </w:r>
+          </w:p>
+        </w:tc>
+        <w:tc>
+          <w:tcPr>
+            <w:tcW w:type="dxa" w:w="6480"/>
+            <w:shd w:fill="FFFFFF"/>
+            <w:tcMar>
+              <w:top w:w="100" w:type="dxa"/>
+              <w:bottom w:w="100" w:type="dxa"/>
+              <w:left w:w="150" w:type="dxa"/>
+              <w:right w:w="150" w:type="dxa"/>
+            </w:tcMar>
+          </w:tcPr>
+          <w:p>
+            <w:r>
+              <w:rPr>
+                <w:rFonts w:ascii="Cambria Math" w:hAnsi="Cambria Math"/>
+                <w:color w:val="2D3748"/>
+                <w:sz w:val="19"/>
+              </w:rPr>
+              <w:t>P_{\text{total}} = P_A^\circ x_A + P_B^\circ x_B, \quad y_A = \frac{P_A}{P_{\text{total}}} = \frac{P_A^\circ x_A}{P_{\text{total}}}, \quad P = K_H \cdot x \text{ (Henry)}</w:t>
+            </w:r>
+          </w:p>
+        </w:tc>
+      </w:tr>
     </w:tbl>
     <w:p>
       <w:pPr>
@@ -338,7 +517,7 @@
           <w:color w:val="2B6CB0"/>
           <w:sz w:val="24"/>
         </w:rPr>
-        <w:t>3.1 Kcet Liquid Solution - Core Application (Very High Yield — 32 PYQs)</w:t>
+        <w:t>3.1 Colligative Properties &amp; Van 't Hoff Factor (Very High Yield — 17 PYQs)</w:t>
       </w:r>
     </w:p>
     <w:p>
@@ -353,7 +532,7 @@
         <w:rPr>
           <w:sz w:val="20"/>
         </w:rPr>
-        <w:t>Key problem pattern in Kcet Liquid Solution.</w:t>
+        <w:t>Physical properties depending solely on solute particle count, cryoscopic/ebullioscopic constants, and Van 't Hoff factor i.</w:t>
       </w:r>
     </w:p>
     <w:tbl>
@@ -391,7 +570,7 @@
                 <w:color w:val="2D3748"/>
                 <w:sz w:val="19"/>
               </w:rPr>
-              <w:t>Watch for algebraic and sign errors.</w:t>
+              <w:t>When determining relative boiling/freezing points of salt solutions, compare effective molality i × m, NOT just nominal molality m!</w:t>
             </w:r>
           </w:p>
         </w:tc>
@@ -432,7 +611,7 @@
                 <w:color w:val="2D3748"/>
                 <w:sz w:val="19"/>
               </w:rPr>
-              <w:t>Verify dimensions and boundary conditions.</w:t>
+              <w:t>For dimerization/association of n molecules: i = 1 - \left(1 - (1 / n)\right)α \implies i &lt; 1 (e.g. benzoic acid in benzene, i ≈ 0.5).</w:t>
             </w:r>
           </w:p>
         </w:tc>
@@ -515,6 +694,160 @@
           <w:b/>
           <w:sz w:val="18"/>
         </w:rPr>
+        <w:t xml:space="preserve">[2026 Shift] Q#4 (MCQ): </w:t>
+      </w:r>
+      <w:r>
+        <w:rPr>
+          <w:sz w:val="18"/>
+        </w:rPr>
+        <w:t xml:space="preserve">"Which of the following is CORRECT with respect to the property mentioned against it?..."  </w:t>
+      </w:r>
+      <w:r>
+        <w:rPr>
+          <w:b/>
+          <w:color w:val="2B6CB0"/>
+          <w:sz w:val="18"/>
+        </w:rPr>
+        <w:t>[Ans: D]</w:t>
+      </w:r>
+    </w:p>
+    <w:p>
+      <w:pPr>
+        <w:spacing w:after="120"/>
+      </w:pPr>
+    </w:p>
+    <w:p>
+      <w:pPr>
+        <w:pStyle w:val="Heading2"/>
+      </w:pPr>
+      <w:r>
+        <w:rPr>
+          <w:color w:val="2B6CB0"/>
+          <w:sz w:val="24"/>
+        </w:rPr>
+        <w:t>3.2 Raoult's Law &amp; Vapor Pressure (Ideal &amp; Non-ideal) (Very High Yield — 16 PYQs)</w:t>
+      </w:r>
+    </w:p>
+    <w:p>
+      <w:r>
+        <w:rPr>
+          <w:b/>
+          <w:sz w:val="20"/>
+        </w:rPr>
+        <w:t xml:space="preserve">Core Principle: </w:t>
+      </w:r>
+      <w:r>
+        <w:rPr>
+          <w:sz w:val="20"/>
+        </w:rPr>
+        <w:t>Partial pressures of volatile mixtures, Dalton's law in vapor phase (y_A), and thermodynamic criteria for deviations (Δ H_(mix), Δ V_(mix)).</w:t>
+      </w:r>
+    </w:p>
+    <w:tbl>
+      <w:tblPr>
+        <w:tblW w:type="auto" w:w="0"/>
+        <w:jc w:val="center"/>
+        <w:tblLook w:firstColumn="1" w:firstRow="1" w:lastColumn="0" w:lastRow="0" w:noHBand="0" w:noVBand="1" w:val="04A0"/>
+      </w:tblPr>
+      <w:tblGrid>
+        <w:gridCol w:w="10080"/>
+      </w:tblGrid>
+      <w:tr>
+        <w:tc>
+          <w:tcPr>
+            <w:tcW w:type="dxa" w:w="10080"/>
+            <w:shd w:fill="FFF5F5"/>
+            <w:tcMar>
+              <w:top w:w="100" w:type="dxa"/>
+              <w:bottom w:w="100" w:type="dxa"/>
+              <w:left w:w="150" w:type="dxa"/>
+              <w:right w:w="150" w:type="dxa"/>
+            </w:tcMar>
+          </w:tcPr>
+          <w:p>
+            <w:r>
+              <w:rPr>
+                <w:b/>
+                <w:color w:val="C53030"/>
+                <w:sz w:val="19"/>
+              </w:rPr>
+              <w:t xml:space="preserve">⚠️ Common Trap / JEE Pitfall: </w:t>
+            </w:r>
+            <w:r>
+              <w:rPr>
+                <w:color w:val="2D3748"/>
+                <w:sz w:val="19"/>
+              </w:rPr>
+              <w:t>Mixture of Chloroform and Acetone exhibits NEGATIVE deviation from Raoult's law (Δ H_(mix) &lt; 0, Δ V_(mix) &lt; 0) due to intermolecular hydrogen bonding.</w:t>
+            </w:r>
+          </w:p>
+        </w:tc>
+      </w:tr>
+    </w:tbl>
+    <w:tbl>
+      <w:tblPr>
+        <w:tblW w:type="auto" w:w="0"/>
+        <w:jc w:val="center"/>
+        <w:tblLook w:firstColumn="1" w:firstRow="1" w:lastColumn="0" w:lastRow="0" w:noHBand="0" w:noVBand="1" w:val="04A0"/>
+      </w:tblPr>
+      <w:tblGrid>
+        <w:gridCol w:w="10080"/>
+      </w:tblGrid>
+      <w:tr>
+        <w:tc>
+          <w:tcPr>
+            <w:tcW w:type="dxa" w:w="10080"/>
+            <w:shd w:fill="F0FFF4"/>
+            <w:tcMar>
+              <w:top w:w="100" w:type="dxa"/>
+              <w:bottom w:w="100" w:type="dxa"/>
+              <w:left w:w="150" w:type="dxa"/>
+              <w:right w:w="150" w:type="dxa"/>
+            </w:tcMar>
+          </w:tcPr>
+          <w:p>
+            <w:r>
+              <w:rPr>
+                <w:b/>
+                <w:color w:val="276749"/>
+                <w:sz w:val="19"/>
+              </w:rPr>
+              <w:t xml:space="preserve">💡 Speed Hack / Trick: </w:t>
+            </w:r>
+            <w:r>
+              <w:rPr>
+                <w:color w:val="2D3748"/>
+                <w:sz w:val="19"/>
+              </w:rPr>
+              <w:t>Higher Henry's law constant K_H at a given pressure signifies LOWER solubility of the gas in liquid.</w:t>
+            </w:r>
+          </w:p>
+        </w:tc>
+      </w:tr>
+    </w:tbl>
+    <w:p>
+      <w:pPr>
+        <w:spacing w:before="120" w:after="40"/>
+      </w:pPr>
+      <w:r>
+        <w:rPr>
+          <w:b/>
+          <w:color w:val="1A365D"/>
+          <w:sz w:val="19"/>
+        </w:rPr>
+        <w:t>Source PYQs testing this concept:</w:t>
+      </w:r>
+    </w:p>
+    <w:p>
+      <w:pPr>
+        <w:pStyle w:val="ListBullet"/>
+        <w:spacing w:after="40"/>
+      </w:pPr>
+      <w:r>
+        <w:rPr>
+          <w:b/>
+          <w:sz w:val="18"/>
+        </w:rPr>
         <w:t xml:space="preserve">[2026 Shift] Q#3 (MCQ): </w:t>
       </w:r>
       <w:r>
@@ -522,6 +855,60 @@
           <w:sz w:val="18"/>
         </w:rPr>
         <w:t xml:space="preserve">"Match List-I (Laws) with the List-II (Mathematical expressions): List-I List-II (a) Henry's law (i) p_(1)=p_(1)^0x_(1) (b) Raoult's law ..."  </w:t>
+      </w:r>
+      <w:r>
+        <w:rPr>
+          <w:b/>
+          <w:color w:val="2B6CB0"/>
+          <w:sz w:val="18"/>
+        </w:rPr>
+        <w:t>[Ans: N/A]</w:t>
+      </w:r>
+    </w:p>
+    <w:p>
+      <w:pPr>
+        <w:pStyle w:val="ListBullet"/>
+        <w:spacing w:after="40"/>
+      </w:pPr>
+      <w:r>
+        <w:rPr>
+          <w:b/>
+          <w:sz w:val="18"/>
+        </w:rPr>
+        <w:t xml:space="preserve">[2025 Shift] Q#2 (MCQ): </w:t>
+      </w:r>
+      <w:r>
+        <w:rPr>
+          <w:sz w:val="18"/>
+        </w:rPr>
+        <w:t xml:space="preserve">"Variation of solubility with temperature t for a gas in liquid is shown by the following graphs. The correct representation is..."  </w:t>
+      </w:r>
+      <w:r>
+        <w:rPr>
+          <w:b/>
+          <w:color w:val="2B6CB0"/>
+          <w:sz w:val="18"/>
+        </w:rPr>
+        <w:t>[Ans: N/A]</w:t>
+      </w:r>
+    </w:p>
+    <w:p>
+      <w:pPr>
+        <w:pStyle w:val="ListBullet"/>
+        <w:spacing w:after="40"/>
+      </w:pPr>
+      <w:r>
+        <w:rPr>
+          <w:b/>
+          <w:sz w:val="18"/>
+        </w:rPr>
+        <w:t xml:space="preserve">[2025 Shift] Q#4 (MCQ): </w:t>
+      </w:r>
+      <w:r>
+        <w:rPr>
+          <w:sz w:val="18"/>
+        </w:rPr>
+        <w:t xml:space="preserve">"If N_(2) gas is bubbled through water at 293 K , how many moles of N_(2) gas would dissolve in 1 litre of water? Assume that N_(2) exe..."  </w:t>
       </w:r>
       <w:r>
         <w:rPr>
@@ -660,6 +1047,127 @@
               <w:t>Solution Analysis:</w:t>
               <w:br/>
               <w:t>For a non-volatile solute like urea, the relative lowering of vapour pressure is equal to the mole fraction of the solute. \fracp°-pp°=x_(solute) Moles of urea: n_(urea)=(18 / 60)=0.3mol Moles of water: n_(water)=(100 / 18)=5.56mol Now, mole fraction of urea is x_(urea)=\fracn_(urea)n_(urea)+n_(water) x_(urea)=(0.3 / 0.3+5.56) x_(urea)=(0.3 / 5.86)=0.051 So, the relative lowering of vapour pressure is 0.051 Correct option: Option C.</w:t>
+            </w:r>
+          </w:p>
+        </w:tc>
+      </w:tr>
+    </w:tbl>
+    <w:p>
+      <w:pPr>
+        <w:spacing w:after="120"/>
+      </w:pPr>
+    </w:p>
+    <w:p>
+      <w:pPr>
+        <w:spacing w:before="160" w:after="40"/>
+      </w:pPr>
+      <w:r>
+        <w:rPr>
+          <w:b/>
+          <w:color w:val="1A365D"/>
+          <w:sz w:val="22"/>
+        </w:rPr>
+        <w:t>Benchmark Problem 2: KCET 2026 (Q#3)</w:t>
+      </w:r>
+    </w:p>
+    <w:p>
+      <w:pPr>
+        <w:spacing w:after="80"/>
+      </w:pPr>
+      <w:r>
+        <w:rPr>
+          <w:sz w:val="20"/>
+        </w:rPr>
+        <w:t>Match List-I (Laws) with the List-II (Mathematical expressions): List-I List-II (a) Henry's law (i) p_(1)=p_(1)^0x_(1) (b) Raoult's law (ii) p=K_(H)χ (c) First law of thermodynamics (iii) Λ_(m)=v_(+)λ_(+)+v_(-)λ_(-) (d) Kohlrausch's law (iv) Δ U=q+w Codes:</w:t>
+      </w:r>
+    </w:p>
+    <w:p>
+      <w:pPr>
+        <w:pStyle w:val="ListBullet"/>
+        <w:spacing w:after="20"/>
+      </w:pPr>
+      <w:r>
+        <w:rPr>
+          <w:sz w:val="19"/>
+        </w:rPr>
+        <w:t>(A) a-i, b-ii, c-iii, d–iv</w:t>
+      </w:r>
+    </w:p>
+    <w:p>
+      <w:pPr>
+        <w:pStyle w:val="ListBullet"/>
+        <w:spacing w:after="20"/>
+      </w:pPr>
+      <w:r>
+        <w:rPr>
+          <w:sz w:val="19"/>
+        </w:rPr>
+        <w:t>(B) a-ii, b-i, c-iii, d–iv</w:t>
+      </w:r>
+    </w:p>
+    <w:p>
+      <w:pPr>
+        <w:pStyle w:val="ListBullet"/>
+        <w:spacing w:after="20"/>
+      </w:pPr>
+      <w:r>
+        <w:rPr>
+          <w:sz w:val="19"/>
+        </w:rPr>
+        <w:t>(C) a-ii, b-i, c-iv, d–iii</w:t>
+      </w:r>
+    </w:p>
+    <w:p>
+      <w:pPr>
+        <w:pStyle w:val="ListBullet"/>
+        <w:spacing w:after="20"/>
+      </w:pPr>
+      <w:r>
+        <w:rPr>
+          <w:sz w:val="19"/>
+        </w:rPr>
+        <w:t>(D) a-i, b-ii, c-iv, d–iii</w:t>
+      </w:r>
+    </w:p>
+    <w:tbl>
+      <w:tblPr>
+        <w:tblW w:type="auto" w:w="0"/>
+        <w:jc w:val="center"/>
+        <w:tblLook w:firstColumn="1" w:firstRow="1" w:lastColumn="0" w:lastRow="0" w:noHBand="0" w:noVBand="1" w:val="04A0"/>
+      </w:tblPr>
+      <w:tblGrid>
+        <w:gridCol w:w="10080"/>
+      </w:tblGrid>
+      <w:tr>
+        <w:tc>
+          <w:tcPr>
+            <w:tcW w:type="dxa" w:w="10080"/>
+            <w:shd w:fill="F7FAFC"/>
+            <w:tcMar>
+              <w:top w:w="100" w:type="dxa"/>
+              <w:bottom w:w="100" w:type="dxa"/>
+              <w:left w:w="150" w:type="dxa"/>
+              <w:right w:w="150" w:type="dxa"/>
+            </w:tcMar>
+          </w:tcPr>
+          <w:p>
+            <w:r>
+              <w:rPr>
+                <w:b/>
+                <w:color w:val="1A365D"/>
+                <w:sz w:val="19"/>
+              </w:rPr>
+              <w:t>Correct Answer: None</w:t>
+              <w:br/>
+            </w:r>
+            <w:r>
+              <w:rPr>
+                <w:color w:val="2D3748"/>
+                <w:sz w:val="18"/>
+              </w:rPr>
+              <w:t>Solution Analysis:</w:t>
+              <w:br/>
+              <w:t>Henry’s law states that the partial pressure of a gas in vapour phase is directly proportional to its mole fraction in the solution. So, p=K_(H)χ Hence, (a) Henry’s law matches with (ii). Raoult’s law states that the partial vapour pressure of a volatile component is equal to the product of its mole fraction and vapour pressure in pure state. So, p_(1)=p_(1)^0x_(1) Hence, (b) Raoult’s law matches with (i). First law of thermodynamics is based on conservation of energy. It is written as Δ U=q+w Hence, (c) First law of thermodynamics matches with (iv). Kohlrausch’s law says that at infinite dilution, the molar conductivity of an electrolyte is the sum of contributions of its ions. So, Λ_(m)=v_(+)λ_(+)+v_(-)λ_(-) Hence, (d) Kohlrausch’s law matches with (iii). So the correct matching is: a-ii,b-i,c-iv,d-iii Correct option: Option C.</w:t>
             </w:r>
           </w:p>
         </w:tc>

--- a/data/exports/kcet-liquid-solution_revision_notes.docx
+++ b/data/exports/kcet-liquid-solution_revision_notes.docx
@@ -13,7 +13,7 @@
           <w:color w:val="1A365D"/>
           <w:sz w:val="44"/>
         </w:rPr>
-        <w:t>JEE MAIN REVISION MASTER: LIQUID SOLUTION 2026 4 QUESTIONS 6.67% WEIGHTAGE</w:t>
+        <w:t>JEE MAIN REVISION MASTER: LIQUID SOLUTION</w:t>
       </w:r>
     </w:p>
     <w:p>
@@ -189,7 +189,7 @@
                 <w:color w:val="2D3748"/>
                 <w:sz w:val="19"/>
               </w:rPr>
-              <w:t>Colligative Properties &amp; Van 't Hoff Factor</w:t>
+              <w:t>Raoult's Law &amp; Vapor Pressure (Ideal &amp; Non-ideal)</w:t>
             </w:r>
           </w:p>
         </w:tc>
@@ -209,7 +209,7 @@
               <w:rPr>
                 <w:sz w:val="19"/>
               </w:rPr>
-              <w:t>17 PYQs</w:t>
+              <w:t>21 PYQs</w:t>
             </w:r>
           </w:p>
         </w:tc>
@@ -230,7 +230,7 @@
                 <w:color w:val="718096"/>
                 <w:sz w:val="19"/>
               </w:rPr>
-              <w:t>Colligative</w:t>
+              <w:t>Vapor Pressure</w:t>
             </w:r>
           </w:p>
         </w:tc>
@@ -251,10 +251,10 @@
             <w:r>
               <w:rPr>
                 <w:b/>
-                <w:color w:val="C53030"/>
+                <w:color w:val="2B6CB0"/>
                 <w:sz w:val="19"/>
               </w:rPr>
-              <w:t>Very High</w:t>
+              <w:t>High</w:t>
             </w:r>
           </w:p>
         </w:tc>
@@ -276,7 +276,7 @@
                 <w:color w:val="2D3748"/>
                 <w:sz w:val="19"/>
               </w:rPr>
-              <w:t>Raoult's Law &amp; Vapor Pressure (Ideal &amp; Non-ideal)</w:t>
+              <w:t>Colligative Properties &amp; Van 't Hoff Factor</w:t>
             </w:r>
           </w:p>
         </w:tc>
@@ -296,7 +296,7 @@
               <w:rPr>
                 <w:sz w:val="19"/>
               </w:rPr>
-              <w:t>16 PYQs</w:t>
+              <w:t>11 PYQs</w:t>
             </w:r>
           </w:p>
         </w:tc>
@@ -317,7 +317,7 @@
                 <w:color w:val="718096"/>
                 <w:sz w:val="19"/>
               </w:rPr>
-              <w:t>Vapor Pressure</w:t>
+              <w:t>Colligative</w:t>
             </w:r>
           </w:p>
         </w:tc>
@@ -417,7 +417,7 @@
                 <w:color w:val="1A365D"/>
                 <w:sz w:val="19"/>
               </w:rPr>
-              <w:t>Colligative Properties &amp; Van 't Hoff Factor</w:t>
+              <w:t>Raoult's Law &amp; Vapor Pressure (Ideal &amp; Non-ideal)</w:t>
             </w:r>
           </w:p>
         </w:tc>
@@ -439,7 +439,7 @@
                 <w:color w:val="2D3748"/>
                 <w:sz w:val="19"/>
               </w:rPr>
-              <w:t>\frac{P^\circ - P}{P^\circ} = i \cdot x_B, \quad \Delta T_b = i K_b m, \quad \Delta T_f = i K_f m, \quad \Pi = i C R T, \quad i = 1 + (n - 1)\alpha</w:t>
+              <w:t>P_{\text{total}} = P_A^\circ x_A + P_B^\circ x_B, \quad y_A = \frac{P_A}{P_{\text{total}}} = \frac{P_A^\circ x_A}{P_{\text{total}}}, \quad P = K_H \cdot x \text{ (Henry)}</w:t>
             </w:r>
           </w:p>
         </w:tc>
@@ -463,7 +463,7 @@
                 <w:color w:val="1A365D"/>
                 <w:sz w:val="19"/>
               </w:rPr>
-              <w:t>Raoult's Law &amp; Vapor Pressure (Ideal &amp; Non-ideal)</w:t>
+              <w:t>Colligative Properties &amp; Van 't Hoff Factor</w:t>
             </w:r>
           </w:p>
         </w:tc>
@@ -485,7 +485,7 @@
                 <w:color w:val="2D3748"/>
                 <w:sz w:val="19"/>
               </w:rPr>
-              <w:t>P_{\text{total}} = P_A^\circ x_A + P_B^\circ x_B, \quad y_A = \frac{P_A}{P_{\text{total}}} = \frac{P_A^\circ x_A}{P_{\text{total}}}, \quad P = K_H \cdot x \text{ (Henry)}</w:t>
+              <w:t>\frac{P^\circ - P}{P^\circ} = i \cdot x_B, \quad \Delta T_b = i K_b m, \quad \Delta T_f = i K_f m, \quad \Pi = i C R T, \quad i = 1 + (n - 1)\alpha</w:t>
             </w:r>
           </w:p>
         </w:tc>
@@ -517,7 +517,215 @@
           <w:color w:val="2B6CB0"/>
           <w:sz w:val="24"/>
         </w:rPr>
-        <w:t>3.1 Colligative Properties &amp; Van 't Hoff Factor (Very High Yield — 17 PYQs)</w:t>
+        <w:t>3.1 Raoult's Law &amp; Vapor Pressure (Ideal &amp; Non-ideal) (Very High Yield — 21 PYQs)</w:t>
+      </w:r>
+    </w:p>
+    <w:p>
+      <w:r>
+        <w:rPr>
+          <w:b/>
+          <w:sz w:val="20"/>
+        </w:rPr>
+        <w:t xml:space="preserve">Core Principle: </w:t>
+      </w:r>
+      <w:r>
+        <w:rPr>
+          <w:sz w:val="20"/>
+        </w:rPr>
+        <w:t>Partial pressures of volatile mixtures, Dalton's law in vapor phase (y_A), and thermodynamic criteria for deviations (Δ H_(mix), Δ V_(mix)).</w:t>
+      </w:r>
+    </w:p>
+    <w:tbl>
+      <w:tblPr>
+        <w:tblW w:type="auto" w:w="0"/>
+        <w:jc w:val="center"/>
+        <w:tblLook w:firstColumn="1" w:firstRow="1" w:lastColumn="0" w:lastRow="0" w:noHBand="0" w:noVBand="1" w:val="04A0"/>
+      </w:tblPr>
+      <w:tblGrid>
+        <w:gridCol w:w="10080"/>
+      </w:tblGrid>
+      <w:tr>
+        <w:tc>
+          <w:tcPr>
+            <w:tcW w:type="dxa" w:w="10080"/>
+            <w:shd w:fill="FFF5F5"/>
+            <w:tcMar>
+              <w:top w:w="100" w:type="dxa"/>
+              <w:bottom w:w="100" w:type="dxa"/>
+              <w:left w:w="150" w:type="dxa"/>
+              <w:right w:w="150" w:type="dxa"/>
+            </w:tcMar>
+          </w:tcPr>
+          <w:p>
+            <w:r>
+              <w:rPr>
+                <w:b/>
+                <w:color w:val="C53030"/>
+                <w:sz w:val="19"/>
+              </w:rPr>
+              <w:t xml:space="preserve">⚠️ Common Trap / JEE Pitfall: </w:t>
+            </w:r>
+            <w:r>
+              <w:rPr>
+                <w:color w:val="2D3748"/>
+                <w:sz w:val="19"/>
+              </w:rPr>
+              <w:t>Mixture of Chloroform and Acetone exhibits NEGATIVE deviation from Raoult's law (Δ H_(mix) &lt; 0, Δ V_(mix) &lt; 0) due to intermolecular hydrogen bonding.</w:t>
+            </w:r>
+          </w:p>
+        </w:tc>
+      </w:tr>
+    </w:tbl>
+    <w:tbl>
+      <w:tblPr>
+        <w:tblW w:type="auto" w:w="0"/>
+        <w:jc w:val="center"/>
+        <w:tblLook w:firstColumn="1" w:firstRow="1" w:lastColumn="0" w:lastRow="0" w:noHBand="0" w:noVBand="1" w:val="04A0"/>
+      </w:tblPr>
+      <w:tblGrid>
+        <w:gridCol w:w="10080"/>
+      </w:tblGrid>
+      <w:tr>
+        <w:tc>
+          <w:tcPr>
+            <w:tcW w:type="dxa" w:w="10080"/>
+            <w:shd w:fill="F0FFF4"/>
+            <w:tcMar>
+              <w:top w:w="100" w:type="dxa"/>
+              <w:bottom w:w="100" w:type="dxa"/>
+              <w:left w:w="150" w:type="dxa"/>
+              <w:right w:w="150" w:type="dxa"/>
+            </w:tcMar>
+          </w:tcPr>
+          <w:p>
+            <w:r>
+              <w:rPr>
+                <w:b/>
+                <w:color w:val="276749"/>
+                <w:sz w:val="19"/>
+              </w:rPr>
+              <w:t xml:space="preserve">💡 Speed Hack / Trick: </w:t>
+            </w:r>
+            <w:r>
+              <w:rPr>
+                <w:color w:val="2D3748"/>
+                <w:sz w:val="19"/>
+              </w:rPr>
+              <w:t>Higher Henry's law constant K_H at a given pressure signifies LOWER solubility of the gas in liquid.</w:t>
+            </w:r>
+          </w:p>
+        </w:tc>
+      </w:tr>
+    </w:tbl>
+    <w:p>
+      <w:pPr>
+        <w:spacing w:before="120" w:after="40"/>
+      </w:pPr>
+      <w:r>
+        <w:rPr>
+          <w:b/>
+          <w:color w:val="1A365D"/>
+          <w:sz w:val="19"/>
+        </w:rPr>
+        <w:t>Source PYQs testing this concept:</w:t>
+      </w:r>
+    </w:p>
+    <w:p>
+      <w:pPr>
+        <w:pStyle w:val="ListBullet"/>
+        <w:spacing w:after="40"/>
+      </w:pPr>
+      <w:r>
+        <w:rPr>
+          <w:b/>
+          <w:sz w:val="18"/>
+        </w:rPr>
+        <w:t xml:space="preserve">[2026 Shift] Q#1 (MCQ): </w:t>
+      </w:r>
+      <w:r>
+        <w:rPr>
+          <w:sz w:val="18"/>
+        </w:rPr>
+        <w:t xml:space="preserve">"The relative lowering of vapour pressure produced by dissolving 18 g of urea (Molar mass =60g mol^-1 ) in 100 g of water is..."  </w:t>
+      </w:r>
+      <w:r>
+        <w:rPr>
+          <w:b/>
+          <w:color w:val="2B6CB0"/>
+          <w:sz w:val="18"/>
+        </w:rPr>
+        <w:t>[Ans: N/A]</w:t>
+      </w:r>
+    </w:p>
+    <w:p>
+      <w:pPr>
+        <w:pStyle w:val="ListBullet"/>
+        <w:spacing w:after="40"/>
+      </w:pPr>
+      <w:r>
+        <w:rPr>
+          <w:b/>
+          <w:sz w:val="18"/>
+        </w:rPr>
+        <w:t xml:space="preserve">[2026 Shift] Q#3 (MCQ): </w:t>
+      </w:r>
+      <w:r>
+        <w:rPr>
+          <w:sz w:val="18"/>
+        </w:rPr>
+        <w:t xml:space="preserve">"Match List-I (Laws) with the List-II (Mathematical expressions): List-I List-II (a) Henry's law (i) p_(1)=p_(1)^0x_(1) (b) Raoult's law ..."  </w:t>
+      </w:r>
+      <w:r>
+        <w:rPr>
+          <w:b/>
+          <w:color w:val="2B6CB0"/>
+          <w:sz w:val="18"/>
+        </w:rPr>
+        <w:t>[Ans: N/A]</w:t>
+      </w:r>
+    </w:p>
+    <w:p>
+      <w:pPr>
+        <w:pStyle w:val="ListBullet"/>
+        <w:spacing w:after="40"/>
+      </w:pPr>
+      <w:r>
+        <w:rPr>
+          <w:b/>
+          <w:sz w:val="18"/>
+        </w:rPr>
+        <w:t xml:space="preserve">[2025 Shift] Q#2 (MCQ): </w:t>
+      </w:r>
+      <w:r>
+        <w:rPr>
+          <w:sz w:val="18"/>
+        </w:rPr>
+        <w:t xml:space="preserve">"Variation of solubility with temperature t for a gas in liquid is shown by the following graphs. The correct representation is..."  </w:t>
+      </w:r>
+      <w:r>
+        <w:rPr>
+          <w:b/>
+          <w:color w:val="2B6CB0"/>
+          <w:sz w:val="18"/>
+        </w:rPr>
+        <w:t>[Ans: N/A]</w:t>
+      </w:r>
+    </w:p>
+    <w:p>
+      <w:pPr>
+        <w:spacing w:after="120"/>
+      </w:pPr>
+    </w:p>
+    <w:p>
+      <w:pPr>
+        <w:pStyle w:val="Heading2"/>
+      </w:pPr>
+      <w:r>
+        <w:rPr>
+          <w:color w:val="2B6CB0"/>
+          <w:sz w:val="24"/>
+        </w:rPr>
+        <w:t>3.2 Colligative Properties &amp; Van 't Hoff Factor (High Yield — 11 PYQs)</w:t>
       </w:r>
     </w:p>
     <w:p>
@@ -640,33 +848,6 @@
           <w:b/>
           <w:sz w:val="18"/>
         </w:rPr>
-        <w:t xml:space="preserve">[2026 Shift] Q#1 (MCQ): </w:t>
-      </w:r>
-      <w:r>
-        <w:rPr>
-          <w:sz w:val="18"/>
-        </w:rPr>
-        <w:t xml:space="preserve">"The relative lowering of vapour pressure produced by dissolving 18 g of urea (Molar mass =60g mol^-1 ) in 100 g of water is..."  </w:t>
-      </w:r>
-      <w:r>
-        <w:rPr>
-          <w:b/>
-          <w:color w:val="2B6CB0"/>
-          <w:sz w:val="18"/>
-        </w:rPr>
-        <w:t>[Ans: N/A]</w:t>
-      </w:r>
-    </w:p>
-    <w:p>
-      <w:pPr>
-        <w:pStyle w:val="ListBullet"/>
-        <w:spacing w:after="40"/>
-      </w:pPr>
-      <w:r>
-        <w:rPr>
-          <w:b/>
-          <w:sz w:val="18"/>
-        </w:rPr>
         <w:t xml:space="preserve">[2026 Shift] Q#2 (MCQ): </w:t>
       </w:r>
       <w:r>
@@ -713,133 +894,6 @@
     </w:p>
     <w:p>
       <w:pPr>
-        <w:spacing w:after="120"/>
-      </w:pPr>
-    </w:p>
-    <w:p>
-      <w:pPr>
-        <w:pStyle w:val="Heading2"/>
-      </w:pPr>
-      <w:r>
-        <w:rPr>
-          <w:color w:val="2B6CB0"/>
-          <w:sz w:val="24"/>
-        </w:rPr>
-        <w:t>3.2 Raoult's Law &amp; Vapor Pressure (Ideal &amp; Non-ideal) (Very High Yield — 16 PYQs)</w:t>
-      </w:r>
-    </w:p>
-    <w:p>
-      <w:r>
-        <w:rPr>
-          <w:b/>
-          <w:sz w:val="20"/>
-        </w:rPr>
-        <w:t xml:space="preserve">Core Principle: </w:t>
-      </w:r>
-      <w:r>
-        <w:rPr>
-          <w:sz w:val="20"/>
-        </w:rPr>
-        <w:t>Partial pressures of volatile mixtures, Dalton's law in vapor phase (y_A), and thermodynamic criteria for deviations (Δ H_(mix), Δ V_(mix)).</w:t>
-      </w:r>
-    </w:p>
-    <w:tbl>
-      <w:tblPr>
-        <w:tblW w:type="auto" w:w="0"/>
-        <w:jc w:val="center"/>
-        <w:tblLook w:firstColumn="1" w:firstRow="1" w:lastColumn="0" w:lastRow="0" w:noHBand="0" w:noVBand="1" w:val="04A0"/>
-      </w:tblPr>
-      <w:tblGrid>
-        <w:gridCol w:w="10080"/>
-      </w:tblGrid>
-      <w:tr>
-        <w:tc>
-          <w:tcPr>
-            <w:tcW w:type="dxa" w:w="10080"/>
-            <w:shd w:fill="FFF5F5"/>
-            <w:tcMar>
-              <w:top w:w="100" w:type="dxa"/>
-              <w:bottom w:w="100" w:type="dxa"/>
-              <w:left w:w="150" w:type="dxa"/>
-              <w:right w:w="150" w:type="dxa"/>
-            </w:tcMar>
-          </w:tcPr>
-          <w:p>
-            <w:r>
-              <w:rPr>
-                <w:b/>
-                <w:color w:val="C53030"/>
-                <w:sz w:val="19"/>
-              </w:rPr>
-              <w:t xml:space="preserve">⚠️ Common Trap / JEE Pitfall: </w:t>
-            </w:r>
-            <w:r>
-              <w:rPr>
-                <w:color w:val="2D3748"/>
-                <w:sz w:val="19"/>
-              </w:rPr>
-              <w:t>Mixture of Chloroform and Acetone exhibits NEGATIVE deviation from Raoult's law (Δ H_(mix) &lt; 0, Δ V_(mix) &lt; 0) due to intermolecular hydrogen bonding.</w:t>
-            </w:r>
-          </w:p>
-        </w:tc>
-      </w:tr>
-    </w:tbl>
-    <w:tbl>
-      <w:tblPr>
-        <w:tblW w:type="auto" w:w="0"/>
-        <w:jc w:val="center"/>
-        <w:tblLook w:firstColumn="1" w:firstRow="1" w:lastColumn="0" w:lastRow="0" w:noHBand="0" w:noVBand="1" w:val="04A0"/>
-      </w:tblPr>
-      <w:tblGrid>
-        <w:gridCol w:w="10080"/>
-      </w:tblGrid>
-      <w:tr>
-        <w:tc>
-          <w:tcPr>
-            <w:tcW w:type="dxa" w:w="10080"/>
-            <w:shd w:fill="F0FFF4"/>
-            <w:tcMar>
-              <w:top w:w="100" w:type="dxa"/>
-              <w:bottom w:w="100" w:type="dxa"/>
-              <w:left w:w="150" w:type="dxa"/>
-              <w:right w:w="150" w:type="dxa"/>
-            </w:tcMar>
-          </w:tcPr>
-          <w:p>
-            <w:r>
-              <w:rPr>
-                <w:b/>
-                <w:color w:val="276749"/>
-                <w:sz w:val="19"/>
-              </w:rPr>
-              <w:t xml:space="preserve">💡 Speed Hack / Trick: </w:t>
-            </w:r>
-            <w:r>
-              <w:rPr>
-                <w:color w:val="2D3748"/>
-                <w:sz w:val="19"/>
-              </w:rPr>
-              <w:t>Higher Henry's law constant K_H at a given pressure signifies LOWER solubility of the gas in liquid.</w:t>
-            </w:r>
-          </w:p>
-        </w:tc>
-      </w:tr>
-    </w:tbl>
-    <w:p>
-      <w:pPr>
-        <w:spacing w:before="120" w:after="40"/>
-      </w:pPr>
-      <w:r>
-        <w:rPr>
-          <w:b/>
-          <w:color w:val="1A365D"/>
-          <w:sz w:val="19"/>
-        </w:rPr>
-        <w:t>Source PYQs testing this concept:</w:t>
-      </w:r>
-    </w:p>
-    <w:p>
-      <w:pPr>
         <w:pStyle w:val="ListBullet"/>
         <w:spacing w:after="40"/>
       </w:pPr>
@@ -848,67 +902,13 @@
           <w:b/>
           <w:sz w:val="18"/>
         </w:rPr>
-        <w:t xml:space="preserve">[2026 Shift] Q#3 (MCQ): </w:t>
+        <w:t xml:space="preserve">[2025 Shift] Q#1 (MCQ): </w:t>
       </w:r>
       <w:r>
         <w:rPr>
           <w:sz w:val="18"/>
         </w:rPr>
-        <w:t xml:space="preserve">"Match List-I (Laws) with the List-II (Mathematical expressions): List-I List-II (a) Henry's law (i) p_(1)=p_(1)^0x_(1) (b) Raoult's law ..."  </w:t>
-      </w:r>
-      <w:r>
-        <w:rPr>
-          <w:b/>
-          <w:color w:val="2B6CB0"/>
-          <w:sz w:val="18"/>
-        </w:rPr>
-        <w:t>[Ans: N/A]</w:t>
-      </w:r>
-    </w:p>
-    <w:p>
-      <w:pPr>
-        <w:pStyle w:val="ListBullet"/>
-        <w:spacing w:after="40"/>
-      </w:pPr>
-      <w:r>
-        <w:rPr>
-          <w:b/>
-          <w:sz w:val="18"/>
-        </w:rPr>
-        <w:t xml:space="preserve">[2025 Shift] Q#2 (MCQ): </w:t>
-      </w:r>
-      <w:r>
-        <w:rPr>
-          <w:sz w:val="18"/>
-        </w:rPr>
-        <w:t xml:space="preserve">"Variation of solubility with temperature t for a gas in liquid is shown by the following graphs. The correct representation is..."  </w:t>
-      </w:r>
-      <w:r>
-        <w:rPr>
-          <w:b/>
-          <w:color w:val="2B6CB0"/>
-          <w:sz w:val="18"/>
-        </w:rPr>
-        <w:t>[Ans: N/A]</w:t>
-      </w:r>
-    </w:p>
-    <w:p>
-      <w:pPr>
-        <w:pStyle w:val="ListBullet"/>
-        <w:spacing w:after="40"/>
-      </w:pPr>
-      <w:r>
-        <w:rPr>
-          <w:b/>
-          <w:sz w:val="18"/>
-        </w:rPr>
-        <w:t xml:space="preserve">[2025 Shift] Q#4 (MCQ): </w:t>
-      </w:r>
-      <w:r>
-        <w:rPr>
-          <w:sz w:val="18"/>
-        </w:rPr>
-        <w:t xml:space="preserve">"If N_(2) gas is bubbled through water at 293 K , how many moles of N_(2) gas would dissolve in 1 litre of water? Assume that N_(2) exe..."  </w:t>
+        <w:t xml:space="preserve">"Among the following 0.1 m aqueous solutions, which one will exhibit the lowest boiling point elevation, assuming complete ionization of the ..."  </w:t>
       </w:r>
       <w:r>
         <w:rPr>
@@ -1067,7 +1067,7 @@
           <w:color w:val="1A365D"/>
           <w:sz w:val="22"/>
         </w:rPr>
-        <w:t>Benchmark Problem 2: KCET 2026 (Q#3)</w:t>
+        <w:t>Benchmark Problem 2: KCET 2026 (Q#2)</w:t>
       </w:r>
     </w:p>
     <w:p>
@@ -1078,7 +1078,7 @@
         <w:rPr>
           <w:sz w:val="20"/>
         </w:rPr>
-        <w:t>Match List-I (Laws) with the List-II (Mathematical expressions): List-I List-II (a) Henry's law (i) p_(1)=p_(1)^0x_(1) (b) Raoult's law (ii) p=K_(H)χ (c) First law of thermodynamics (iii) Λ_(m)=v_(+)λ_(+)+v_(-)λ_(-) (d) Kohlrausch's law (iv) Δ U=q+w Codes:</w:t>
+        <w:t>When 0.0106 mole of acetic acid was dissolved in 1 kg of water, the freezing point depression for this strength of acid was 0.0205 K. If the calculated freezing point depression is 0.0197 K, Van't Hoff factor (i) and degree of dissociation of acetic acid respectively are</w:t>
       </w:r>
     </w:p>
     <w:p>
@@ -1090,7 +1090,7 @@
         <w:rPr>
           <w:sz w:val="19"/>
         </w:rPr>
-        <w:t>(A) a-i, b-ii, c-iii, d–iv</w:t>
+        <w:t>(A) 0.041 and 1.041</w:t>
       </w:r>
     </w:p>
     <w:p>
@@ -1102,7 +1102,7 @@
         <w:rPr>
           <w:sz w:val="19"/>
         </w:rPr>
-        <w:t>(B) a-ii, b-i, c-iii, d–iv</w:t>
+        <w:t>(B) 1.041 and 0.1041</w:t>
       </w:r>
     </w:p>
     <w:p>
@@ -1114,7 +1114,7 @@
         <w:rPr>
           <w:sz w:val="19"/>
         </w:rPr>
-        <w:t>(C) a-ii, b-i, c-iv, d–iii</w:t>
+        <w:t>(C) 0.041 and 0.041</w:t>
       </w:r>
     </w:p>
     <w:p>
@@ -1124,9 +1124,11 @@
       </w:pPr>
       <w:r>
         <w:rPr>
+          <w:b/>
+          <w:color w:val="276749"/>
           <w:sz w:val="19"/>
         </w:rPr>
-        <w:t>(D) a-i, b-ii, c-iv, d–iii</w:t>
+        <w:t>(D) 1.041 and 0.041</w:t>
       </w:r>
     </w:p>
     <w:tbl>
@@ -1157,7 +1159,7 @@
                 <w:color w:val="1A365D"/>
                 <w:sz w:val="19"/>
               </w:rPr>
-              <w:t>Correct Answer: None</w:t>
+              <w:t>Correct Answer: D</w:t>
               <w:br/>
             </w:r>
             <w:r>
@@ -1167,7 +1169,7 @@
               </w:rPr>
               <w:t>Solution Analysis:</w:t>
               <w:br/>
-              <w:t>Henry’s law states that the partial pressure of a gas in vapour phase is directly proportional to its mole fraction in the solution. So, p=K_(H)χ Hence, (a) Henry’s law matches with (ii). Raoult’s law states that the partial vapour pressure of a volatile component is equal to the product of its mole fraction and vapour pressure in pure state. So, p_(1)=p_(1)^0x_(1) Hence, (b) Raoult’s law matches with (i). First law of thermodynamics is based on conservation of energy. It is written as Δ U=q+w Hence, (c) First law of thermodynamics matches with (iv). Kohlrausch’s law says that at infinite dilution, the molar conductivity of an electrolyte is the sum of contributions of its ions. So, Λ_(m)=v_(+)λ_(+)+v_(-)λ_(-) Hence, (d) Kohlrausch’s law matches with (iii). So the correct matching is: a-ii,b-i,c-iv,d-iii Correct option: Option C.</w:t>
+              <w:t>For solutions showing abnormal molar mass, Van’t Hoff factor is i=(observed freezing point depression / calculated freezing point depression) Here, Δ T_(f)(observed)=0.0205K and Δ T_(f)(calculated)=0.0197K So, i=(0.0205 / 0.0197) i=1.041 Acetic acid dissociates in water as CH_(3)COOH ⇌ CH_(3)COO^-+H^+ One molecule gives 2 particles on dissociation. For dissociation, i=1+α So, α=i-1 α=1.041-1 α=0.041 Hence, the Van’t Hoff factor is 1.041 and the degree of dissociation is 0.041 . Correct option: D.</w:t>
             </w:r>
           </w:p>
         </w:tc>

--- a/data/exports/kcet-liquid-solution_revision_notes.docx
+++ b/data/exports/kcet-liquid-solution_revision_notes.docx
@@ -189,7 +189,7 @@
                 <w:color w:val="2D3748"/>
                 <w:sz w:val="19"/>
               </w:rPr>
-              <w:t>Raoult's Law &amp; Vapor Pressure (Ideal &amp; Non-ideal)</w:t>
+              <w:t>Raoult's Law &amp; Colligative Properties</w:t>
             </w:r>
           </w:p>
         </w:tc>
@@ -209,7 +209,7 @@
               <w:rPr>
                 <w:sz w:val="19"/>
               </w:rPr>
-              <w:t>21 PYQs</w:t>
+              <w:t>32 PYQs</w:t>
             </w:r>
           </w:p>
         </w:tc>
@@ -230,94 +230,7 @@
                 <w:color w:val="718096"/>
                 <w:sz w:val="19"/>
               </w:rPr>
-              <w:t>Vapor Pressure</w:t>
-            </w:r>
-          </w:p>
-        </w:tc>
-      </w:tr>
-      <w:tr>
-        <w:tc>
-          <w:tcPr>
-            <w:tcW w:type="dxa" w:w="2160"/>
-            <w:shd w:fill="FFFFFF"/>
-            <w:tcMar>
-              <w:top w:w="80" w:type="dxa"/>
-              <w:bottom w:w="80" w:type="dxa"/>
-              <w:left w:w="150" w:type="dxa"/>
-              <w:right w:w="150" w:type="dxa"/>
-            </w:tcMar>
-          </w:tcPr>
-          <w:p>
-            <w:r>
-              <w:rPr>
-                <w:b/>
-                <w:color w:val="2B6CB0"/>
-                <w:sz w:val="19"/>
-              </w:rPr>
-              <w:t>High</w:t>
-            </w:r>
-          </w:p>
-        </w:tc>
-        <w:tc>
-          <w:tcPr>
-            <w:tcW w:type="dxa" w:w="4320"/>
-            <w:shd w:fill="FFFFFF"/>
-            <w:tcMar>
-              <w:top w:w="80" w:type="dxa"/>
-              <w:bottom w:w="80" w:type="dxa"/>
-              <w:left w:w="150" w:type="dxa"/>
-              <w:right w:w="150" w:type="dxa"/>
-            </w:tcMar>
-          </w:tcPr>
-          <w:p>
-            <w:r>
-              <w:rPr>
-                <w:b/>
-                <w:color w:val="2D3748"/>
-                <w:sz w:val="19"/>
-              </w:rPr>
-              <w:t>Colligative Properties &amp; Van 't Hoff Factor</w:t>
-            </w:r>
-          </w:p>
-        </w:tc>
-        <w:tc>
-          <w:tcPr>
-            <w:tcW w:type="dxa" w:w="1728"/>
-            <w:shd w:fill="FFFFFF"/>
-            <w:tcMar>
-              <w:top w:w="80" w:type="dxa"/>
-              <w:bottom w:w="80" w:type="dxa"/>
-              <w:left w:w="150" w:type="dxa"/>
-              <w:right w:w="150" w:type="dxa"/>
-            </w:tcMar>
-          </w:tcPr>
-          <w:p>
-            <w:r>
-              <w:rPr>
-                <w:sz w:val="19"/>
-              </w:rPr>
-              <w:t>11 PYQs</w:t>
-            </w:r>
-          </w:p>
-        </w:tc>
-        <w:tc>
-          <w:tcPr>
-            <w:tcW w:type="dxa" w:w="1872"/>
-            <w:shd w:fill="FFFFFF"/>
-            <w:tcMar>
-              <w:top w:w="80" w:type="dxa"/>
-              <w:bottom w:w="80" w:type="dxa"/>
-              <w:left w:w="150" w:type="dxa"/>
-              <w:right w:w="150" w:type="dxa"/>
-            </w:tcMar>
-          </w:tcPr>
-          <w:p>
-            <w:r>
-              <w:rPr>
-                <w:color w:val="718096"/>
-                <w:sz w:val="19"/>
-              </w:rPr>
-              <w:t>Colligative</w:t>
+              <w:t>Colligative Properties</w:t>
             </w:r>
           </w:p>
         </w:tc>
@@ -417,7 +330,7 @@
                 <w:color w:val="1A365D"/>
                 <w:sz w:val="19"/>
               </w:rPr>
-              <w:t>Raoult's Law &amp; Vapor Pressure (Ideal &amp; Non-ideal)</w:t>
+              <w:t>Raoult's Law &amp; Colligative Properties</w:t>
             </w:r>
           </w:p>
         </w:tc>
@@ -439,53 +352,7 @@
                 <w:color w:val="2D3748"/>
                 <w:sz w:val="19"/>
               </w:rPr>
-              <w:t>P_{\text{total}} = P_A^\circ x_A + P_B^\circ x_B, \quad y_A = \frac{P_A}{P_{\text{total}}} = \frac{P_A^\circ x_A}{P_{\text{total}}}, \quad P = K_H \cdot x \text{ (Henry)}</w:t>
-            </w:r>
-          </w:p>
-        </w:tc>
-      </w:tr>
-      <w:tr>
-        <w:tc>
-          <w:tcPr>
-            <w:tcW w:type="dxa" w:w="3600"/>
-            <w:shd w:fill="FFFFFF"/>
-            <w:tcMar>
-              <w:top w:w="100" w:type="dxa"/>
-              <w:bottom w:w="100" w:type="dxa"/>
-              <w:left w:w="150" w:type="dxa"/>
-              <w:right w:w="150" w:type="dxa"/>
-            </w:tcMar>
-          </w:tcPr>
-          <w:p>
-            <w:r>
-              <w:rPr>
-                <w:b/>
-                <w:color w:val="1A365D"/>
-                <w:sz w:val="19"/>
-              </w:rPr>
-              <w:t>Colligative Properties &amp; Van 't Hoff Factor</w:t>
-            </w:r>
-          </w:p>
-        </w:tc>
-        <w:tc>
-          <w:tcPr>
-            <w:tcW w:type="dxa" w:w="6480"/>
-            <w:shd w:fill="FFFFFF"/>
-            <w:tcMar>
-              <w:top w:w="100" w:type="dxa"/>
-              <w:bottom w:w="100" w:type="dxa"/>
-              <w:left w:w="150" w:type="dxa"/>
-              <w:right w:w="150" w:type="dxa"/>
-            </w:tcMar>
-          </w:tcPr>
-          <w:p>
-            <w:r>
-              <w:rPr>
-                <w:rFonts w:ascii="Cambria Math" w:hAnsi="Cambria Math"/>
-                <w:color w:val="2D3748"/>
-                <w:sz w:val="19"/>
-              </w:rPr>
-              <w:t>\frac{P^\circ - P}{P^\circ} = i \cdot x_B, \quad \Delta T_b = i K_b m, \quad \Delta T_f = i K_f m, \quad \Pi = i C R T, \quad i = 1 + (n - 1)\alpha</w:t>
+              <w:t>\\Delta T_b = i K_b m, \quad \\Delta T_f = i K_f m, \quad \pi = i C R T, \quad i = 1 + (n-1)\alpha</w:t>
             </w:r>
           </w:p>
         </w:tc>
@@ -517,7 +384,7 @@
           <w:color w:val="2B6CB0"/>
           <w:sz w:val="24"/>
         </w:rPr>
-        <w:t>3.1 Raoult's Law &amp; Vapor Pressure (Ideal &amp; Non-ideal) (Very High Yield — 21 PYQs)</w:t>
+        <w:t>3.1 Raoult's Law &amp; Colligative Properties (Very High Yield — 32 PYQs)</w:t>
       </w:r>
     </w:p>
     <w:p>
@@ -532,7 +399,7 @@
         <w:rPr>
           <w:sz w:val="20"/>
         </w:rPr>
-        <w:t>Partial pressures of volatile mixtures, Dalton's law in vapor phase (y_A), and thermodynamic criteria for deviations (Δ H_(mix), Δ V_(mix)).</w:t>
+        <w:t>Raoult's Law: P = P_A° χ_A + P_B° χ_B. Colligative properties depend on the number of solute particles: RLVP (P° - P / P°) = i χ_B; boiling point elevation Δ T_b = i K_b m; freezing point depression Δ T_f = i K_f m; osmotic pressure π = i C R T. Van 't Hoff factor i = 1 + (n-1)α for dissociation; i = 1 + (1/n - 1)β for association.</w:t>
       </w:r>
     </w:p>
     <w:tbl>
@@ -570,7 +437,7 @@
                 <w:color w:val="2D3748"/>
                 <w:sz w:val="19"/>
               </w:rPr>
-              <w:t>Mixture of Chloroform and Acetone exhibits NEGATIVE deviation from Raoult's law (Δ H_(mix) &lt; 0, Δ V_(mix) &lt; 0) due to intermolecular hydrogen bonding.</w:t>
+              <w:t>Osmotic pressure is the BEST colligative property for determining molar masses of biomolecules and polymers because measurements are made at room temperature and produce large, easily readable values.</w:t>
             </w:r>
           </w:p>
         </w:tc>
@@ -611,7 +478,7 @@
                 <w:color w:val="2D3748"/>
                 <w:sz w:val="19"/>
               </w:rPr>
-              <w:t>Higher Henry's law constant K_H at a given pressure signifies LOWER solubility of the gas in liquid.</w:t>
+              <w:t>A 0.1 M Al_2(SO_4)_3 solution has i=5, so it will produce the greatest depression in freezing point (lowest freezing point) among equimolar solutions.</w:t>
             </w:r>
           </w:p>
         </w:tc>
@@ -667,187 +534,6 @@
           <w:b/>
           <w:sz w:val="18"/>
         </w:rPr>
-        <w:t xml:space="preserve">[2026 Shift] Q#3 (MCQ): </w:t>
-      </w:r>
-      <w:r>
-        <w:rPr>
-          <w:sz w:val="18"/>
-        </w:rPr>
-        <w:t xml:space="preserve">"Match List-I (Laws) with the List-II (Mathematical expressions): List-I List-II (a) Henry's law (i) p_(1)=p_(1)^0x_(1) (b) Raoult's law ..."  </w:t>
-      </w:r>
-      <w:r>
-        <w:rPr>
-          <w:b/>
-          <w:color w:val="2B6CB0"/>
-          <w:sz w:val="18"/>
-        </w:rPr>
-        <w:t>[Ans: N/A]</w:t>
-      </w:r>
-    </w:p>
-    <w:p>
-      <w:pPr>
-        <w:pStyle w:val="ListBullet"/>
-        <w:spacing w:after="40"/>
-      </w:pPr>
-      <w:r>
-        <w:rPr>
-          <w:b/>
-          <w:sz w:val="18"/>
-        </w:rPr>
-        <w:t xml:space="preserve">[2025 Shift] Q#2 (MCQ): </w:t>
-      </w:r>
-      <w:r>
-        <w:rPr>
-          <w:sz w:val="18"/>
-        </w:rPr>
-        <w:t xml:space="preserve">"Variation of solubility with temperature t for a gas in liquid is shown by the following graphs. The correct representation is..."  </w:t>
-      </w:r>
-      <w:r>
-        <w:rPr>
-          <w:b/>
-          <w:color w:val="2B6CB0"/>
-          <w:sz w:val="18"/>
-        </w:rPr>
-        <w:t>[Ans: N/A]</w:t>
-      </w:r>
-    </w:p>
-    <w:p>
-      <w:pPr>
-        <w:spacing w:after="120"/>
-      </w:pPr>
-    </w:p>
-    <w:p>
-      <w:pPr>
-        <w:pStyle w:val="Heading2"/>
-      </w:pPr>
-      <w:r>
-        <w:rPr>
-          <w:color w:val="2B6CB0"/>
-          <w:sz w:val="24"/>
-        </w:rPr>
-        <w:t>3.2 Colligative Properties &amp; Van 't Hoff Factor (High Yield — 11 PYQs)</w:t>
-      </w:r>
-    </w:p>
-    <w:p>
-      <w:r>
-        <w:rPr>
-          <w:b/>
-          <w:sz w:val="20"/>
-        </w:rPr>
-        <w:t xml:space="preserve">Core Principle: </w:t>
-      </w:r>
-      <w:r>
-        <w:rPr>
-          <w:sz w:val="20"/>
-        </w:rPr>
-        <w:t>Physical properties depending solely on solute particle count, cryoscopic/ebullioscopic constants, and Van 't Hoff factor i.</w:t>
-      </w:r>
-    </w:p>
-    <w:tbl>
-      <w:tblPr>
-        <w:tblW w:type="auto" w:w="0"/>
-        <w:jc w:val="center"/>
-        <w:tblLook w:firstColumn="1" w:firstRow="1" w:lastColumn="0" w:lastRow="0" w:noHBand="0" w:noVBand="1" w:val="04A0"/>
-      </w:tblPr>
-      <w:tblGrid>
-        <w:gridCol w:w="10080"/>
-      </w:tblGrid>
-      <w:tr>
-        <w:tc>
-          <w:tcPr>
-            <w:tcW w:type="dxa" w:w="10080"/>
-            <w:shd w:fill="FFF5F5"/>
-            <w:tcMar>
-              <w:top w:w="100" w:type="dxa"/>
-              <w:bottom w:w="100" w:type="dxa"/>
-              <w:left w:w="150" w:type="dxa"/>
-              <w:right w:w="150" w:type="dxa"/>
-            </w:tcMar>
-          </w:tcPr>
-          <w:p>
-            <w:r>
-              <w:rPr>
-                <w:b/>
-                <w:color w:val="C53030"/>
-                <w:sz w:val="19"/>
-              </w:rPr>
-              <w:t xml:space="preserve">⚠️ Common Trap / JEE Pitfall: </w:t>
-            </w:r>
-            <w:r>
-              <w:rPr>
-                <w:color w:val="2D3748"/>
-                <w:sz w:val="19"/>
-              </w:rPr>
-              <w:t>When determining relative boiling/freezing points of salt solutions, compare effective molality i × m, NOT just nominal molality m!</w:t>
-            </w:r>
-          </w:p>
-        </w:tc>
-      </w:tr>
-    </w:tbl>
-    <w:tbl>
-      <w:tblPr>
-        <w:tblW w:type="auto" w:w="0"/>
-        <w:jc w:val="center"/>
-        <w:tblLook w:firstColumn="1" w:firstRow="1" w:lastColumn="0" w:lastRow="0" w:noHBand="0" w:noVBand="1" w:val="04A0"/>
-      </w:tblPr>
-      <w:tblGrid>
-        <w:gridCol w:w="10080"/>
-      </w:tblGrid>
-      <w:tr>
-        <w:tc>
-          <w:tcPr>
-            <w:tcW w:type="dxa" w:w="10080"/>
-            <w:shd w:fill="F0FFF4"/>
-            <w:tcMar>
-              <w:top w:w="100" w:type="dxa"/>
-              <w:bottom w:w="100" w:type="dxa"/>
-              <w:left w:w="150" w:type="dxa"/>
-              <w:right w:w="150" w:type="dxa"/>
-            </w:tcMar>
-          </w:tcPr>
-          <w:p>
-            <w:r>
-              <w:rPr>
-                <w:b/>
-                <w:color w:val="276749"/>
-                <w:sz w:val="19"/>
-              </w:rPr>
-              <w:t xml:space="preserve">💡 Speed Hack / Trick: </w:t>
-            </w:r>
-            <w:r>
-              <w:rPr>
-                <w:color w:val="2D3748"/>
-                <w:sz w:val="19"/>
-              </w:rPr>
-              <w:t>For dimerization/association of n molecules: i = 1 - \left(1 - (1 / n)\right)α \implies i &lt; 1 (e.g. benzoic acid in benzene, i ≈ 0.5).</w:t>
-            </w:r>
-          </w:p>
-        </w:tc>
-      </w:tr>
-    </w:tbl>
-    <w:p>
-      <w:pPr>
-        <w:spacing w:before="120" w:after="40"/>
-      </w:pPr>
-      <w:r>
-        <w:rPr>
-          <w:b/>
-          <w:color w:val="1A365D"/>
-          <w:sz w:val="19"/>
-        </w:rPr>
-        <w:t>Source PYQs testing this concept:</w:t>
-      </w:r>
-    </w:p>
-    <w:p>
-      <w:pPr>
-        <w:pStyle w:val="ListBullet"/>
-        <w:spacing w:after="40"/>
-      </w:pPr>
-      <w:r>
-        <w:rPr>
-          <w:b/>
-          <w:sz w:val="18"/>
-        </w:rPr>
         <w:t xml:space="preserve">[2026 Shift] Q#2 (MCQ): </w:t>
       </w:r>
       <w:r>
@@ -875,40 +561,13 @@
           <w:b/>
           <w:sz w:val="18"/>
         </w:rPr>
-        <w:t xml:space="preserve">[2026 Shift] Q#4 (MCQ): </w:t>
+        <w:t xml:space="preserve">[2026 Shift] Q#3 (MCQ): </w:t>
       </w:r>
       <w:r>
         <w:rPr>
           <w:sz w:val="18"/>
         </w:rPr>
-        <w:t xml:space="preserve">"Which of the following is CORRECT with respect to the property mentioned against it?..."  </w:t>
-      </w:r>
-      <w:r>
-        <w:rPr>
-          <w:b/>
-          <w:color w:val="2B6CB0"/>
-          <w:sz w:val="18"/>
-        </w:rPr>
-        <w:t>[Ans: D]</w:t>
-      </w:r>
-    </w:p>
-    <w:p>
-      <w:pPr>
-        <w:pStyle w:val="ListBullet"/>
-        <w:spacing w:after="40"/>
-      </w:pPr>
-      <w:r>
-        <w:rPr>
-          <w:b/>
-          <w:sz w:val="18"/>
-        </w:rPr>
-        <w:t xml:space="preserve">[2025 Shift] Q#1 (MCQ): </w:t>
-      </w:r>
-      <w:r>
-        <w:rPr>
-          <w:sz w:val="18"/>
-        </w:rPr>
-        <w:t xml:space="preserve">"Among the following 0.1 m aqueous solutions, which one will exhibit the lowest boiling point elevation, assuming complete ionization of the ..."  </w:t>
+        <w:t xml:space="preserve">"Match List-I (Laws) with the List-II (Mathematical expressions): List-I List-II (a) Henry's law (i) p_(1)=p_(1)^0x_(1) (b) Raoult's law ..."  </w:t>
       </w:r>
       <w:r>
         <w:rPr>
@@ -1047,129 +706,6 @@
               <w:t>Solution Analysis:</w:t>
               <w:br/>
               <w:t>For a non-volatile solute like urea, the relative lowering of vapour pressure is equal to the mole fraction of the solute. \fracp°-pp°=x_(solute) Moles of urea: n_(urea)=(18 / 60)=0.3mol Moles of water: n_(water)=(100 / 18)=5.56mol Now, mole fraction of urea is x_(urea)=\fracn_(urea)n_(urea)+n_(water) x_(urea)=(0.3 / 0.3+5.56) x_(urea)=(0.3 / 5.86)=0.051 So, the relative lowering of vapour pressure is 0.051 Correct option: Option C.</w:t>
-            </w:r>
-          </w:p>
-        </w:tc>
-      </w:tr>
-    </w:tbl>
-    <w:p>
-      <w:pPr>
-        <w:spacing w:after="120"/>
-      </w:pPr>
-    </w:p>
-    <w:p>
-      <w:pPr>
-        <w:spacing w:before="160" w:after="40"/>
-      </w:pPr>
-      <w:r>
-        <w:rPr>
-          <w:b/>
-          <w:color w:val="1A365D"/>
-          <w:sz w:val="22"/>
-        </w:rPr>
-        <w:t>Benchmark Problem 2: KCET 2026 (Q#2)</w:t>
-      </w:r>
-    </w:p>
-    <w:p>
-      <w:pPr>
-        <w:spacing w:after="80"/>
-      </w:pPr>
-      <w:r>
-        <w:rPr>
-          <w:sz w:val="20"/>
-        </w:rPr>
-        <w:t>When 0.0106 mole of acetic acid was dissolved in 1 kg of water, the freezing point depression for this strength of acid was 0.0205 K. If the calculated freezing point depression is 0.0197 K, Van't Hoff factor (i) and degree of dissociation of acetic acid respectively are</w:t>
-      </w:r>
-    </w:p>
-    <w:p>
-      <w:pPr>
-        <w:pStyle w:val="ListBullet"/>
-        <w:spacing w:after="20"/>
-      </w:pPr>
-      <w:r>
-        <w:rPr>
-          <w:sz w:val="19"/>
-        </w:rPr>
-        <w:t>(A) 0.041 and 1.041</w:t>
-      </w:r>
-    </w:p>
-    <w:p>
-      <w:pPr>
-        <w:pStyle w:val="ListBullet"/>
-        <w:spacing w:after="20"/>
-      </w:pPr>
-      <w:r>
-        <w:rPr>
-          <w:sz w:val="19"/>
-        </w:rPr>
-        <w:t>(B) 1.041 and 0.1041</w:t>
-      </w:r>
-    </w:p>
-    <w:p>
-      <w:pPr>
-        <w:pStyle w:val="ListBullet"/>
-        <w:spacing w:after="20"/>
-      </w:pPr>
-      <w:r>
-        <w:rPr>
-          <w:sz w:val="19"/>
-        </w:rPr>
-        <w:t>(C) 0.041 and 0.041</w:t>
-      </w:r>
-    </w:p>
-    <w:p>
-      <w:pPr>
-        <w:pStyle w:val="ListBullet"/>
-        <w:spacing w:after="20"/>
-      </w:pPr>
-      <w:r>
-        <w:rPr>
-          <w:b/>
-          <w:color w:val="276749"/>
-          <w:sz w:val="19"/>
-        </w:rPr>
-        <w:t>(D) 1.041 and 0.041</w:t>
-      </w:r>
-    </w:p>
-    <w:tbl>
-      <w:tblPr>
-        <w:tblW w:type="auto" w:w="0"/>
-        <w:jc w:val="center"/>
-        <w:tblLook w:firstColumn="1" w:firstRow="1" w:lastColumn="0" w:lastRow="0" w:noHBand="0" w:noVBand="1" w:val="04A0"/>
-      </w:tblPr>
-      <w:tblGrid>
-        <w:gridCol w:w="10080"/>
-      </w:tblGrid>
-      <w:tr>
-        <w:tc>
-          <w:tcPr>
-            <w:tcW w:type="dxa" w:w="10080"/>
-            <w:shd w:fill="F7FAFC"/>
-            <w:tcMar>
-              <w:top w:w="100" w:type="dxa"/>
-              <w:bottom w:w="100" w:type="dxa"/>
-              <w:left w:w="150" w:type="dxa"/>
-              <w:right w:w="150" w:type="dxa"/>
-            </w:tcMar>
-          </w:tcPr>
-          <w:p>
-            <w:r>
-              <w:rPr>
-                <w:b/>
-                <w:color w:val="1A365D"/>
-                <w:sz w:val="19"/>
-              </w:rPr>
-              <w:t>Correct Answer: D</w:t>
-              <w:br/>
-            </w:r>
-            <w:r>
-              <w:rPr>
-                <w:color w:val="2D3748"/>
-                <w:sz w:val="18"/>
-              </w:rPr>
-              <w:t>Solution Analysis:</w:t>
-              <w:br/>
-              <w:t>For solutions showing abnormal molar mass, Van’t Hoff factor is i=(observed freezing point depression / calculated freezing point depression) Here, Δ T_(f)(observed)=0.0205K and Δ T_(f)(calculated)=0.0197K So, i=(0.0205 / 0.0197) i=1.041 Acetic acid dissociates in water as CH_(3)COOH ⇌ CH_(3)COO^-+H^+ One molecule gives 2 particles on dissociation. For dissociation, i=1+α So, α=i-1 α=1.041-1 α=0.041 Hence, the Van’t Hoff factor is 1.041 and the degree of dissociation is 0.041 . Correct option: D.</w:t>
             </w:r>
           </w:p>
         </w:tc>
